--- a/deliverables/BDC_Analytics_Agent_Architecture_and_Technical_Handover_V1.docx
+++ b/deliverables/BDC_Analytics_Agent_Architecture_and_Technical_Handover_V1.docx
@@ -46,7 +46,7 @@
         <w:t>Current assessment.</w:t>
       </w:r>
       <w:r>
-        <w:t xml:space="preserve"> The application is a hardened synthetic prototype verified locally, including one real OpenAI workflow. Production approval requires broader live model evaluation, real identity-provider lifecycle testing, and hosted reliability validation.</w:t>
+        <w:t xml:space="preserve"> The synthetic prototype passes Windows and GitHub Linux CI, including a separately verified real OpenAI workflow. Production approval requires broader live model evaluation, real identity-provider lifecycle testing, and hosted reliability validation.</w:t>
       </w:r>
     </w:p>
     <w:tbl>
@@ -369,7 +369,7 @@
                 <w:color w:val="000000"/>
                 <w:sz w:val="19"/>
               </w:rPr>
-              <w:t>192 tests: 190 passed, 0 failed, 2 skipped</w:t>
+              <w:t>193 tests: 191 passed, 0 failed, 2 skipped</w:t>
             </w:r>
           </w:p>
         </w:tc>
@@ -430,7 +430,7 @@
                 <w:color w:val="000000"/>
                 <w:sz w:val="19"/>
               </w:rPr>
-              <w:t>Local acceptance testing complete; live integrations and hosting pending</w:t>
+              <w:t>Windows and Linux CI pass; broader live integration and hosting pending</w:t>
             </w:r>
           </w:p>
         </w:tc>
@@ -951,7 +951,7 @@
     </w:p>
     <w:p>
       <w:r>
-        <w:t>The recorded build was tested on Windows with Python 3.14.5. Direct dependencies are pinned in requirements.txt. This is not a complete transitive lock; the target installation must be checked and scanned again.</w:t>
+        <w:t>The recorded build was tested on Windows and GitHub Linux CI with Python 3.14.5. Direct dependencies are pinned in requirements.txt. This is not a complete transitive lock; target installations must be checked and scanned again.</w:t>
       </w:r>
     </w:p>
     <w:tbl>
@@ -9698,7 +9698,7 @@
     </w:p>
     <w:p>
       <w:r>
-        <w:t>The 2 GB plan is prepared, not purchased. A 256 MB DuckDB budget failed warehouse join validation; a 512 MB total host should not be assumed sufficient. GitHub source upload is authorized; no public application deployment has been performed.</w:t>
+        <w:t>The 2 GB plan is prepared, not purchased. A 256 MB DuckDB budget failed warehouse join validation; a 512 MB total host should not be assumed sufficient. Source is uploaded to main and Linux CI passes; public application hosting remains unauthorized.</w:t>
       </w:r>
     </w:p>
     <w:p>
@@ -9856,7 +9856,7 @@
                 <w:color w:val="000000"/>
                 <w:sz w:val="18"/>
               </w:rPr>
-              <w:t>190 passed; 0 failed; 2 skipped; 192 total</w:t>
+              <w:t>191 passed; 0 failed; 2 skipped; 193 total</w:t>
             </w:r>
           </w:p>
         </w:tc>
@@ -10362,7 +10362,7 @@
     </w:p>
     <w:p>
       <w:r>
-        <w:t>Separate live evidence confirms OpenAI inference and the full August and September K1 browser comparison: 66,025 to 65,292 users, change -733, completed in 49.12 seconds with demo mode off. See reports/openai_live_validation.json.</w:t>
+        <w:t>Separate live evidence confirms OpenAI inference and the full August and September K1 browser comparison: 66,025 to 65,292 users, change -733, completed in 49.12 seconds with demo mode off. See reports/openai_live_validation.json. Linux CI also passes the full suite, credential and dependency scans, and both restarts; see reports/github_validation.json.</w:t>
       </w:r>
     </w:p>
     <w:p>
@@ -11443,7 +11443,7 @@
                 <w:color w:val="000000"/>
                 <w:sz w:val="18"/>
               </w:rPr>
-              <w:t>Prepared; hosted unverified</w:t>
+              <w:t>Linux CI pass; Render pending</w:t>
             </w:r>
           </w:p>
         </w:tc>
@@ -11697,7 +11697,7 @@
         <w:pStyle w:val="ListBullet"/>
       </w:pPr>
       <w:r>
-        <w:t>Hosted reliability: run Linux CI and authorized staging; measure representative sustained load, memory, restart, network failures, and operational monitoring against agreed acceptance targets.</w:t>
+        <w:t>Hosted reliability: Linux CI passes. In authorized staging, measure sustained load, memory, restart, network failures, and operational monitoring against agreed acceptance targets.</w:t>
       </w:r>
     </w:p>
     <w:p>

--- a/deliverables/BDC_Analytics_Agent_Architecture_and_Technical_Handover_V1.docx
+++ b/deliverables/BDC_Analytics_Agent_Architecture_and_Technical_Handover_V1.docx
@@ -369,7 +369,7 @@
                 <w:color w:val="000000"/>
                 <w:sz w:val="19"/>
               </w:rPr>
-              <w:t>193 tests: 191 passed, 0 failed, 2 skipped</w:t>
+              <w:t>195 tests: 193 passed, 0 failed, 2 skipped</w:t>
             </w:r>
           </w:p>
         </w:tc>
@@ -430,7 +430,7 @@
                 <w:color w:val="000000"/>
                 <w:sz w:val="19"/>
               </w:rPr>
-              <w:t>Windows and Linux CI pass; broader live integration and hosting pending</w:t>
+              <w:t>Free Render startup verified; production login and broader live evaluation pending</w:t>
             </w:r>
           </w:p>
         </w:tc>
@@ -7737,7 +7737,7 @@
                 <w:color w:val="000000"/>
                 <w:sz w:val="18"/>
               </w:rPr>
-              <w:t>512MB</w:t>
+              <w:t>512MB local; 320MB hosted</w:t>
             </w:r>
           </w:p>
         </w:tc>
@@ -9443,7 +9443,7 @@
                 <w:color w:val="000000"/>
                 <w:sz w:val="18"/>
               </w:rPr>
-              <w:t>Python 3.14.5; paid 1c-2g plan with 2 GB RAM</w:t>
+              <w:t>Python 3.14.5; Free plan with 0.1 CPU and 512 MB host RAM</w:t>
             </w:r>
           </w:p>
         </w:tc>
@@ -9698,7 +9698,7 @@
     </w:p>
     <w:p>
       <w:r>
-        <w:t>The 2 GB plan is prepared, not purchased. A 256 MB DuckDB budget failed warehouse join validation; a 512 MB total host should not be assumed sufficient. Source is uploaded to main and Linux CI passes; public application hosting remains unauthorized.</w:t>
+        <w:t>The user selected Free hosting. The live URL is https://bdc-analytics-agent-prototype.onrender.com. Health and a recorded restart return 200/ok. Analytics stays locked until OIDC and account scopes are configured. Hosted settings use 320 MB DuckDB memory, 100 result rows and a 180-second investigation deadline; no paid resources or API keys were added.</w:t>
       </w:r>
     </w:p>
     <w:p>
@@ -9856,7 +9856,7 @@
                 <w:color w:val="000000"/>
                 <w:sz w:val="18"/>
               </w:rPr>
-              <w:t>191 passed; 0 failed; 2 skipped; 193 total</w:t>
+              <w:t>193 passed; 0 failed; 2 skipped; 195 total</w:t>
             </w:r>
           </w:p>
         </w:tc>
@@ -10362,7 +10362,7 @@
     </w:p>
     <w:p>
       <w:r>
-        <w:t>Separate live evidence confirms OpenAI inference and the full August and September K1 browser comparison: 66,025 to 65,292 users, change -733, completed in 49.12 seconds with demo mode off. See reports/openai_live_validation.json. Linux CI also passes the full suite, credential and dependency scans, and both restarts; see reports/github_validation.json.</w:t>
+        <w:t>Separate live evidence confirms one OpenAI K1 browser comparison: 66,025 to 65,292 users, change -733, in 49.12 seconds with demo mode off. Linux CI passes the full suite, scans and both restarts. The reduced hosted budget also matches all 30 independent comparisons; local Streamlit peaks at 422.12 MiB. Render startup is verified, while hosted signed-in analytics remains untested. See reports/openai_live_validation.json, free_render_validation.json and render_deployment.json.</w:t>
       </w:r>
     </w:p>
     <w:p>
@@ -11415,7 +11415,7 @@
                 <w:color w:val="000000"/>
                 <w:sz w:val="18"/>
               </w:rPr>
-              <w:t>Render blueprint and restart checks</w:t>
+              <w:t>Free Render startup and restart</w:t>
             </w:r>
           </w:p>
         </w:tc>
@@ -11443,7 +11443,7 @@
                 <w:color w:val="000000"/>
                 <w:sz w:val="18"/>
               </w:rPr>
-              <w:t>Linux CI pass; Render pending</w:t>
+              <w:t>Live; login setup pending</w:t>
             </w:r>
           </w:p>
         </w:tc>
@@ -11697,7 +11697,7 @@
         <w:pStyle w:val="ListBullet"/>
       </w:pPr>
       <w:r>
-        <w:t>Hosted reliability: Linux CI passes. In authorized staging, measure sustained load, memory, restart, network failures, and operational monitoring against agreed acceptance targets.</w:t>
+        <w:t>Hosted reliability: Linux CI and Free Render startup/restart pass. After login setup, measure signed-in workflows, memory, sustained load, network failures and monitoring. Free instances sleep on idle and have monthly usage quotas.</w:t>
       </w:r>
     </w:p>
     <w:p>
@@ -12372,7 +12372,7 @@
     </w:p>
     <w:p>
       <w:r>
-        <w:t>This handover documents the implemented prototype and recorded validation evidence, including one successful live OpenAI comparison. Remaining external verification must be completed before production approval. All data is fictional; public application hosting and paid resource creation remain pending authorization.</w:t>
+        <w:t>The Free Render service is live with access protected pending login configuration. One local OpenAI comparison is verified. Remaining integration and capacity checks are required before production approval. All data is fictional; paid resources remain unauthorized.</w:t>
       </w:r>
     </w:p>
     <w:sectPr>
